--- a/ru/wisdom-stories/Etibar Siracsoy/another-day.docx
+++ b/ru/wisdom-stories/Etibar Siracsoy/another-day.docx
@@ -44,7 +44,7 @@
         <w:rPr>
           <w:lang w:val="ru-RU"/>
         </w:rPr>
-        <w:t>Порой человек спрашивает себя: для чего Бог подарил мне этот день? Сумел ли я сберечь и достойно принять этот дар? Что я внёс в этот день и что вынес из него? Какой свет обрела моя душа, какую возможность я упустил?</w:t>
+        <w:t>Порой человек спрашивает себя: для чего Бог подарил мне этот день? Сумел ли я достойно распорядиться этим даром? Что я внёс в этот день и что вынес из него? Какой свет обрела моя душа, какую возможность я упустил?</w:t>
       </w:r>
     </w:p>
     <w:p>
